--- a/transcripts/Oilfield 360/OF360 Transcript Files/OF360-01-26-Nathan Ough.docx
+++ b/transcripts/Oilfield 360/OF360 Transcript Files/OF360-01-26-Nathan Ough.docx
@@ -7,7 +7,25 @@
         <w:pStyle w:val="Title"/>
       </w:pPr>
       <w:r>
-        <w:t xml:space="preserve">O360 Nathan Ough</w:t>
+        <w:rPr/>
+        <w:t>O360 Nathan Ough</w:t>
+      </w:r>
+    </w:p>
+    <w:p>
+      <w:pPr>
+        <w:pStyle w:val="Title"/>
+      </w:pPr>
+      <w:hyperlink r:id="Rd18aca8eff5648e3">
+        <w:r>
+          <w:rPr>
+            <w:rStyle w:val="Hyperlink"/>
+          </w:rPr>
+          <w:t>https://youtu.be/Q3jNRNEqBTU?si=97TRbNDvDLuIhvkl</w:t>
+        </w:r>
+      </w:hyperlink>
+      <w:r>
+        <w:rPr/>
+        <w:t xml:space="preserve"> </w:t>
       </w:r>
     </w:p>
     <w:p xmlns:wp14="http://schemas.microsoft.com/office/word/2010/wordml" wp14:textId="77777777">
